--- a/docs/documentos/11 Guía del repositorio GitHub.docx
+++ b/docs/documentos/11 Guía del repositorio GitHub.docx
@@ -215,41 +215,6 @@
           <w:sz w:val="24"/>
         </w:rPr>
         <w:t>Guía del Repositorio GitHub de C.I.S.P.P.H.</w:t>
-      </w:r>
-    </w:p>
-    <w:p>
-      <w:pPr>
-        <w:keepNext/>
-        <w:widowControl/>
-        <w:spacing w:lineRule="auto" w:line="480" w:before="0" w:after="0"/>
-        <w:jc w:val="left"/>
-      </w:pPr>
-      <w:r>
-        <w:rPr>
-          <w:rFonts w:ascii="Times New Roman" w:hAnsi="Times New Roman" w:cs="Times New Roman" w:eastAsia="Times New Roman"/>
-          <w:b/>
-          <w:i w:val="0"/>
-          <w:sz w:val="24"/>
-        </w:rPr>
-        <w:t>Nota de alcance</w:t>
-      </w:r>
-    </w:p>
-    <w:p>
-      <w:pPr>
-        <w:keepNext w:val="0"/>
-        <w:widowControl/>
-        <w:spacing w:lineRule="auto" w:line="480" w:before="0" w:after="0"/>
-        <w:ind w:firstLine="720"/>
-        <w:jc w:val="left"/>
-      </w:pPr>
-      <w:r>
-        <w:rPr>
-          <w:rFonts w:ascii="Times New Roman" w:hAnsi="Times New Roman" w:cs="Times New Roman" w:eastAsia="Times New Roman"/>
-          <w:b w:val="0"/>
-          <w:i w:val="0"/>
-          <w:sz w:val="24"/>
-        </w:rPr>
-        <w:t>El cliente, el conjunto «Robles del Norte P.H.» y todas las cifras de este documento son ficticios: no hubo entrevistas ni observaciones con personas reales. Lo que se dice del cliente es una hipótesis de trabajo. El equipo usó Claude (Anthropic) como apoyo; las decisiones y la revisión final son del equipo y del docente.</w:t>
       </w:r>
     </w:p>
     <w:p>
@@ -1456,7 +1421,7 @@
           <w:i w:val="0"/>
           <w:sz w:val="24"/>
         </w:rPr>
-        <w:t>Un buen mensaje de cambio dice qué se hizo, por ejemplo: «Agrega el caso de apagón al simulador». Los datos personales reales nunca deben subirse; en este proyecto todos los datos son ficticios.</w:t>
+        <w:t>Un buen mensaje de cambio dice qué se hizo, por ejemplo: «Agrega el caso de apagón al simulador». Los datos personales reales nunca deben subirse; en este proyecto se usan solo datos de prueba.</w:t>
       </w:r>
     </w:p>
     <w:p>
